--- a/docs/feature/agency-workspace/3-4-14-update-workspace-profile/spec.docx
+++ b/docs/feature/agency-workspace/3-4-14-update-workspace-profile/spec.docx
@@ -8,7 +8,7 @@
           <w:b/>
           <w:sz w:val="26"/>
         </w:rPr>
-        <w:t>FR 3.4.14 Update Workspace Profile</w:t>
+        <w:t>3.4.14 Update Workspace Profile</w:t>
       </w:r>
     </w:p>
     <w:p>
@@ -22,7 +22,7 @@
     </w:p>
     <w:p>
       <w:r>
-        <w:t>MANAGER sua thong tin/settings hoac logo cua Workspace.</w:t>
+        <w:t>Begins when the MANAGER of a Workspace submits changes to the Workspace profile or settings.</w:t>
       </w:r>
     </w:p>
     <w:p>
@@ -48,7 +48,7 @@
         <w:t xml:space="preserve">Actors / Roles: </w:t>
       </w:r>
       <w:r>
-        <w:t>MANAGER (chi).</w:t>
+        <w:t>The MANAGER of the Workspace, and only that role.</w:t>
       </w:r>
     </w:p>
     <w:p>
@@ -65,7 +65,7 @@
         <w:t xml:space="preserve">Purpose: </w:t>
       </w:r>
       <w:r>
-        <w:t>Cho phep MANAGER cap nhat thong tin/settings hoac logo cua Workspace.</w:t>
+        <w:t>Lets the Workspace MANAGER keep the Workspace's details and settings accurate with day-to-day operations.</w:t>
       </w:r>
     </w:p>
     <w:p>
@@ -82,7 +82,7 @@
         <w:t xml:space="preserve">Interface: </w:t>
       </w:r>
       <w:r>
-        <w:t>PATCH /api/v1/workspaces/{workspaceId}/settings; POST /api/v1/workspaces/{workspaceId}/logo (multipart).</w:t>
+        <w:t>Edit Workspace profile screen at /workspaces/:id/profile/edit, plus a separate logo upload control.</w:t>
       </w:r>
     </w:p>
     <w:p>
@@ -99,7 +99,7 @@
         <w:t xml:space="preserve">Data Processing: </w:t>
       </w:r>
       <w:r>
-        <w:t>findWorkspaceOrThrow, merge settings JSON, UPDATE workspaces; upload logo qua FileStorageService.</w:t>
+        <w:t>The system loads the Workspace, merges the supplied fields into the record and settings, and returns the updated Workspace profile.</w:t>
       </w:r>
     </w:p>
     <w:p>
@@ -113,7 +113,7 @@
     </w:p>
     <w:p>
       <w:r>
-        <w:t>Trang /workspaces/:id/profile/edit.</w:t>
+        <w:t>Figure — Update Workspace Profile Screen:</w:t>
       </w:r>
     </w:p>
     <w:p>
@@ -124,7 +124,7 @@
         <w:t xml:space="preserve">-  </w:t>
       </w:r>
       <w:r>
-        <w:t>Form sua name/timezone/defaultPlatforms/industry/...</w:t>
+        <w:t>Edit form pre-filled with the current name, timezone, default platforms, industry, company size, website, phone, and location.</w:t>
       </w:r>
     </w:p>
     <w:p>
@@ -135,7 +135,18 @@
         <w:t xml:space="preserve">-  </w:t>
       </w:r>
       <w:r>
-        <w:t>Upload logo rieng</w:t>
+        <w:t>A separate logo upload control beside the Workspace branding block.</w:t>
+      </w:r>
+    </w:p>
+    <w:p>
+      <w:pPr>
+        <w:ind w:left="360"/>
+      </w:pPr>
+      <w:r>
+        <w:t xml:space="preserve">-  </w:t>
+      </w:r>
+      <w:r>
+        <w:t>A "Save" action; on success a confirmation toast is shown and the profile is refreshed.</w:t>
       </w:r>
     </w:p>
     <w:p>
@@ -160,7 +171,7 @@
         <w:t xml:space="preserve">Input required: </w:t>
       </w:r>
       <w:r>
-        <w:t>name?, timezone?, defaultPlatforms?, industry?, companySize?, website?, phone?, location? (settings); file (logo, multipart).</w:t>
+        <w:t>The Workspace identifier; the caller's authenticated identity. Optional: name, timezone, defaultPlatforms (list), industry (WorkspaceIndustry enum), companySize (CompanySize enum), website, phone, location. For the logo control: the uploaded image file.</w:t>
       </w:r>
     </w:p>
     <w:p>
@@ -171,7 +182,7 @@
         <w:t xml:space="preserve">System data: </w:t>
       </w:r>
       <w:r>
-        <w:t>workspaces.</w:t>
+        <w:t>The existing Workspace record and its stored settings; the caller's role in that Workspace; the stored URL of the uploaded logo.</w:t>
       </w:r>
     </w:p>
     <w:p>
@@ -182,7 +193,7 @@
         <w:t xml:space="preserve">Output: </w:t>
       </w:r>
       <w:r>
-        <w:t>200 { data: WorkspaceResponse }.</w:t>
+        <w:t>The updated Workspace profile — id, name, agencyId, settings (timezoneConfig, defaultPlatforms), industry, companySize, website, phone, location, description, brandColor, logoIcon, logoUrl, tagline, foundedYear, social links, createdAt.</w:t>
       </w:r>
     </w:p>
     <w:p>
@@ -195,10 +206,65 @@
         <w:rPr>
           <w:b/>
         </w:rPr>
-        <w:t xml:space="preserve">BR1: </w:t>
+        <w:t xml:space="preserve">BR-01: </w:t>
       </w:r>
       <w:r>
-        <w:t>Chi MANAGER cua chinh Workspace do goi duoc ca 2 endpoint.</w:t>
+        <w:t>Only the MANAGER of that Workspace may update it; there is no OWNER role at Workspace level — OWNER exists only at Agency level.</w:t>
+      </w:r>
+    </w:p>
+    <w:p>
+      <w:r>
+        <w:rPr>
+          <w:b/>
+        </w:rPr>
+        <w:t xml:space="preserve">BR-02: </w:t>
+      </w:r>
+      <w:r>
+        <w:t>A caller who is not the Workspace MANAGER → 403 FORBIDDEN.</w:t>
+      </w:r>
+    </w:p>
+    <w:p>
+      <w:r>
+        <w:rPr>
+          <w:b/>
+        </w:rPr>
+        <w:t xml:space="preserve">BR-03: </w:t>
+      </w:r>
+      <w:r>
+        <w:t>The Workspace must exist → otherwise 404 WORKSPACE_NOT_FOUND.</w:t>
+      </w:r>
+    </w:p>
+    <w:p>
+      <w:r>
+        <w:rPr>
+          <w:b/>
+        </w:rPr>
+        <w:t xml:space="preserve">BR-04: </w:t>
+      </w:r>
+      <w:r>
+        <w:t>Fields not supplied in the request keep their current values; the stored settings are merged rather than replaced.</w:t>
+      </w:r>
+    </w:p>
+    <w:p>
+      <w:r>
+        <w:rPr>
+          <w:b/>
+        </w:rPr>
+        <w:t xml:space="preserve">BR-05: </w:t>
+      </w:r>
+      <w:r>
+        <w:t>A failure while reading the uploaded logo file → 400 FILE_READ_ERROR.</w:t>
+      </w:r>
+    </w:p>
+    <w:p>
+      <w:r>
+        <w:rPr>
+          <w:b/>
+        </w:rPr>
+        <w:t xml:space="preserve">BR-06: </w:t>
+      </w:r>
+      <w:r>
+        <w:t>The logo is uploaded through its own dedicated action, not through the profile settings update.</w:t>
       </w:r>
     </w:p>
     <w:p>
@@ -208,17 +274,22 @@
     </w:p>
     <w:p>
       <w:r>
-        <w:t>Khong phai MANAGER -&gt; 403 FORBIDDEN.</w:t>
+        <w:t>The caller must hold the MANAGER role in that Workspace; otherwise 403 FORBIDDEN.</w:t>
       </w:r>
     </w:p>
     <w:p>
       <w:r>
-        <w:t>Workspace khong ton tai -&gt; 404 WORKSPACE_NOT_FOUND.</w:t>
+        <w:t>The Workspace must exist; otherwise 404 WORKSPACE_NOT_FOUND.</w:t>
       </w:r>
     </w:p>
     <w:p>
       <w:r>
-        <w:t>Loi doc file logo (IOException) -&gt; 400 FILE_READ_ERROR.</w:t>
+        <w:t>industry must be a valid WorkspaceIndustry value; companySize must be a valid CompanySize value.</w:t>
+      </w:r>
+    </w:p>
+    <w:p>
+      <w:r>
+        <w:t>An unreadable logo file → 400 FILE_READ_ERROR.</w:t>
       </w:r>
     </w:p>
     <w:p>
@@ -237,42 +308,27 @@
     </w:p>
     <w:p>
       <w:r>
-        <w:t>1. MANAGER sua form settings.</w:t>
+        <w:t>1. MANAGER opens /workspaces/:id/profile/edit and edits the name, timezone, default platforms, industry, company size, website, phone, or location.</w:t>
       </w:r>
     </w:p>
     <w:p>
       <w:r>
-        <w:t>2. FE goi PATCH .../settings.</w:t>
+        <w:t>2. System confirms the caller holds the MANAGER role in that Workspace; otherwise the request fails with 403 FORBIDDEN.</w:t>
       </w:r>
     </w:p>
     <w:p>
       <w:r>
-        <w:t>3. BE findWorkspaceOrThrow, merge + UPDATE.</w:t>
+        <w:t>3. System loads the Workspace; if it does not exist the request fails with 404 WORKSPACE_NOT_FOUND.</w:t>
       </w:r>
     </w:p>
     <w:p>
       <w:r>
-        <w:t>4. BE tra 200 WorkspaceResponse.</w:t>
+        <w:t>4. System applies the supplied fields and merges the new timezone / default platforms into the stored settings, keeping the previous values for fields left out.</w:t>
       </w:r>
     </w:p>
     <w:p>
       <w:r>
-        <w:t>5. (Flow B) MANAGER upload logo.</w:t>
-      </w:r>
-    </w:p>
-    <w:p>
-      <w:r>
-        <w:t>6. FE goi POST .../logo.</w:t>
-      </w:r>
-    </w:p>
-    <w:p>
-      <w:r>
-        <w:t>7. BE doc bytes file, upload storage, UPDATE logoUrl.</w:t>
-      </w:r>
-    </w:p>
-    <w:p>
-      <w:r>
-        <w:t>8. BE tra 200 WorkspaceResponse.</w:t>
+        <w:t>5. System returns the updated Workspace profile; the screen shows a success confirmation.</w:t>
       </w:r>
     </w:p>
     <w:p>
@@ -282,17 +338,22 @@
     </w:p>
     <w:p>
       <w:r>
-        <w:t>Khong phai MANAGER -&gt; 403 FORBIDDEN.</w:t>
+        <w:t>Caller is not the MANAGER of that Workspace → 403 FORBIDDEN.</w:t>
       </w:r>
     </w:p>
     <w:p>
       <w:r>
-        <w:t>Workspace khong ton tai -&gt; 404 WORKSPACE_NOT_FOUND.</w:t>
+        <w:t>Workspace does not exist → 404 WORKSPACE_NOT_FOUND.</w:t>
       </w:r>
     </w:p>
     <w:p>
       <w:r>
-        <w:t>Loi doc file (IOException) -&gt; 400 FILE_READ_ERROR.</w:t>
+        <w:t>Logo upload file cannot be read → 400 FILE_READ_ERROR; the user retries with another file.</w:t>
+      </w:r>
+    </w:p>
+    <w:p>
+      <w:r>
+        <w:t>The timezone is changed while Tasks or Livestreams are already scheduled for the old timezone → the screen warns about the impact before saving; existing schedules are not moved automatically.</w:t>
       </w:r>
     </w:p>
     <w:p>
@@ -312,7 +373,18 @@
         <w:t xml:space="preserve">-  </w:t>
       </w:r>
       <w:r>
-        <w:t>Workspace duoc cap nhat dung, logo moi (neu co) da luu.</w:t>
+        <w:t>The Workspace record and its settings carry the new values; fields not supplied are unchanged.</w:t>
+      </w:r>
+    </w:p>
+    <w:p>
+      <w:pPr>
+        <w:ind w:left="360"/>
+      </w:pPr>
+      <w:r>
+        <w:t xml:space="preserve">-  </w:t>
+      </w:r>
+      <w:r>
+        <w:t>When a logo was uploaded, the Workspace holds the new logo location.</w:t>
       </w:r>
     </w:p>
     <w:sectPr>

--- a/docs/feature/agency-workspace/3-4-14-update-workspace-profile/spec.docx
+++ b/docs/feature/agency-workspace/3-4-14-update-workspace-profile/spec.docx
@@ -120,9 +120,7 @@
       <w:pPr>
         <w:ind w:left="360"/>
       </w:pPr>
-      <w:r>
-        <w:t xml:space="preserve">-  </w:t>
-      </w:r>
+      <w:r/>
       <w:r>
         <w:t>Edit form pre-filled with the current name, timezone, default platforms, industry, company size, website, phone, and location.</w:t>
       </w:r>
@@ -131,9 +129,7 @@
       <w:pPr>
         <w:ind w:left="360"/>
       </w:pPr>
-      <w:r>
-        <w:t xml:space="preserve">-  </w:t>
-      </w:r>
+      <w:r/>
       <w:r>
         <w:t>A separate logo upload control beside the Workspace branding block.</w:t>
       </w:r>
@@ -142,9 +138,7 @@
       <w:pPr>
         <w:ind w:left="360"/>
       </w:pPr>
-      <w:r>
-        <w:t xml:space="preserve">-  </w:t>
-      </w:r>
+      <w:r/>
       <w:r>
         <w:t>A "Save" action; on success a confirmation toast is shown and the profile is refreshed.</w:t>
       </w:r>
@@ -369,9 +363,7 @@
       <w:pPr>
         <w:ind w:left="360"/>
       </w:pPr>
-      <w:r>
-        <w:t xml:space="preserve">-  </w:t>
-      </w:r>
+      <w:r/>
       <w:r>
         <w:t>The Workspace record and its settings carry the new values; fields not supplied are unchanged.</w:t>
       </w:r>
@@ -380,9 +372,7 @@
       <w:pPr>
         <w:ind w:left="360"/>
       </w:pPr>
-      <w:r>
-        <w:t xml:space="preserve">-  </w:t>
-      </w:r>
+      <w:r/>
       <w:r>
         <w:t>When a logo was uploaded, the Workspace holds the new logo location.</w:t>
       </w:r>

--- a/docs/feature/agency-workspace/3-4-14-update-workspace-profile/spec.docx
+++ b/docs/feature/agency-workspace/3-4-14-update-workspace-profile/spec.docx
@@ -197,66 +197,30 @@
     </w:p>
     <w:p>
       <w:r>
-        <w:rPr>
-          <w:b/>
-        </w:rPr>
-        <w:t xml:space="preserve">BR-01: </w:t>
-      </w:r>
-      <w:r>
-        <w:t>Only the MANAGER of that Workspace may update it; there is no OWNER role at Workspace level — OWNER exists only at Agency level.</w:t>
+        <w:t>BR-25: Workspace settings and logo can only be updated by OWNER or MANAGER (enforced here as MANAGER, the only role granted on this Workspace's controller endpoint); all settings fields are optional (partial update).</w:t>
       </w:r>
     </w:p>
     <w:p>
       <w:r>
-        <w:rPr>
-          <w:b/>
-        </w:rPr>
-        <w:t xml:space="preserve">BR-02: </w:t>
-      </w:r>
-      <w:r>
-        <w:t>A caller who is not the Workspace MANAGER → 403 FORBIDDEN.</w:t>
+        <w:t>BR-35: @RequireRoleAspect re-reads the caller's role from the database at request time — it never trusts the JWT claim — and runs on the controller before the service method, so the role check on updateSettings / uploadLogo precedes even the not-found lookup. SystemRole.ADMIN bypasses the check.</w:t>
       </w:r>
     </w:p>
     <w:p>
-      <w:r>
-        <w:rPr>
-          <w:b/>
-        </w:rPr>
-        <w:t xml:space="preserve">BR-03: </w:t>
-      </w:r>
       <w:r>
         <w:t>The Workspace must exist → otherwise 404 WORKSPACE_NOT_FOUND.</w:t>
       </w:r>
     </w:p>
     <w:p>
       <w:r>
-        <w:rPr>
-          <w:b/>
-        </w:rPr>
-        <w:t xml:space="preserve">BR-04: </w:t>
-      </w:r>
-      <w:r>
-        <w:t>Fields not supplied in the request keep their current values; the stored settings are merged rather than replaced.</w:t>
+        <w:t>Fields not supplied in the request keep their current values; the stored settings are merged rather than replaced (BR-25).</w:t>
       </w:r>
     </w:p>
     <w:p>
-      <w:r>
-        <w:rPr>
-          <w:b/>
-        </w:rPr>
-        <w:t xml:space="preserve">BR-05: </w:t>
-      </w:r>
       <w:r>
         <w:t>A failure while reading the uploaded logo file → 400 FILE_READ_ERROR.</w:t>
       </w:r>
     </w:p>
     <w:p>
-      <w:r>
-        <w:rPr>
-          <w:b/>
-        </w:rPr>
-        <w:t xml:space="preserve">BR-06: </w:t>
-      </w:r>
       <w:r>
         <w:t>The logo is uploaded through its own dedicated action, not through the profile settings update.</w:t>
       </w:r>
@@ -268,7 +232,7 @@
     </w:p>
     <w:p>
       <w:r>
-        <w:t>The caller must hold the MANAGER role in that Workspace; otherwise 403 FORBIDDEN.</w:t>
+        <w:t>The caller must hold the MANAGER role in that Workspace (BR-25, BR-35); otherwise 403 FORBIDDEN.</w:t>
       </w:r>
     </w:p>
     <w:p>
@@ -278,12 +242,30 @@
     </w:p>
     <w:p>
       <w:r>
-        <w:t>industry must be a valid WorkspaceIndustry value; companySize must be a valid CompanySize value.</w:t>
+        <w:t xml:space="preserve">industry must be a valid WorkspaceIndustry value; companySize must be a valid CompanySize value. Empty required field → Display: </w:t>
+      </w:r>
+      <w:r>
+        <w:rPr>
+          <w:b/>
+        </w:rPr>
+        <w:t>MSG02</w:t>
+      </w:r>
+      <w:r>
+        <w:t xml:space="preserve">. Exceeding max length → Display: </w:t>
+      </w:r>
+      <w:r>
+        <w:rPr>
+          <w:b/>
+        </w:rPr>
+        <w:t>MSG03</w:t>
+      </w:r>
+      <w:r>
+        <w:t>.</w:t>
       </w:r>
     </w:p>
     <w:p>
       <w:r>
-        <w:t>An unreadable logo file → 400 FILE_READ_ERROR.</w:t>
+        <w:t>An unreadable logo file → 400 FILE_READ_ERROR. (The codebase shows no explicit file-type/size check on this path.)</w:t>
       </w:r>
     </w:p>
     <w:p>
@@ -307,7 +289,7 @@
     </w:p>
     <w:p>
       <w:r>
-        <w:t>2. System confirms the caller holds the MANAGER role in that Workspace; otherwise the request fails with 403 FORBIDDEN.</w:t>
+        <w:t>2. System confirms the caller holds the MANAGER role in that Workspace (BR-25, BR-35), checked by @RequireRoleAspect before the service runs; otherwise the request fails with 403 FORBIDDEN.</w:t>
       </w:r>
     </w:p>
     <w:p>
@@ -322,7 +304,25 @@
     </w:p>
     <w:p>
       <w:r>
-        <w:t>5. System returns the updated Workspace profile; the screen shows a success confirmation.</w:t>
+        <w:t xml:space="preserve">5. System returns the updated Workspace profile; the screen shows a success confirmation, toast </w:t>
+      </w:r>
+      <w:r>
+        <w:rPr>
+          <w:b/>
+        </w:rPr>
+        <w:t>MSG32</w:t>
+      </w:r>
+      <w:r>
+        <w:t xml:space="preserve">. (The separate logo upload action, on success, shows toast </w:t>
+      </w:r>
+      <w:r>
+        <w:rPr>
+          <w:b/>
+        </w:rPr>
+        <w:t>MSG94</w:t>
+      </w:r>
+      <w:r>
+        <w:t>.)</w:t>
       </w:r>
     </w:p>
     <w:p>
@@ -332,17 +332,53 @@
     </w:p>
     <w:p>
       <w:r>
-        <w:t>Caller is not the MANAGER of that Workspace → 403 FORBIDDEN.</w:t>
+        <w:t xml:space="preserve">2.a1: Caller is not the MANAGER of that Workspace (BR-25, BR-35) → 403 FORBIDDEN, toast </w:t>
+      </w:r>
+      <w:r>
+        <w:rPr>
+          <w:b/>
+        </w:rPr>
+        <w:t>MSG39</w:t>
+      </w:r>
+      <w:r>
+        <w:t>.</w:t>
+      </w:r>
+      <w:r>
+        <w:br/>
+      </w:r>
+      <w:r>
+        <w:t>2.a2: The caller returns to the read-only profile view (3.4.13).</w:t>
       </w:r>
     </w:p>
     <w:p>
       <w:r>
-        <w:t>Workspace does not exist → 404 WORKSPACE_NOT_FOUND.</w:t>
+        <w:t xml:space="preserve">3.a1: The Workspace does not exist → 404 WORKSPACE_NOT_FOUND, toast </w:t>
+      </w:r>
+      <w:r>
+        <w:rPr>
+          <w:b/>
+        </w:rPr>
+        <w:t>MSG38</w:t>
+      </w:r>
+      <w:r>
+        <w:t>.</w:t>
+      </w:r>
+      <w:r>
+        <w:br/>
+      </w:r>
+      <w:r>
+        <w:t>3.a2: The MANAGER returns to the Workspace list.</w:t>
       </w:r>
     </w:p>
     <w:p>
       <w:r>
-        <w:t>Logo upload file cannot be read → 400 FILE_READ_ERROR; the user retries with another file.</w:t>
+        <w:t>3.b1: Logo upload file cannot be read → 400 FILE_READ_ERROR.</w:t>
+      </w:r>
+      <w:r>
+        <w:br/>
+      </w:r>
+      <w:r>
+        <w:t>3.b2: The user retries with another file.</w:t>
       </w:r>
     </w:p>
     <w:p>
